--- a/ЛР4/Слободянюк_ІН-403_Лаб_4.docx
+++ b/ЛР4/Слободянюк_ІН-403_Лаб_4.docx
@@ -11010,13 +11010,21 @@
       <w:pPr>
         <w:spacing w:before="60" w:after="60"/>
         <w:ind w:firstLine="720"/>
-        <w:jc w:val="both"/>
       </w:pPr>
       <w:r>
         <w:t xml:space="preserve">Посилання на репозиторій GitHub з кодом: </w:t>
       </w:r>
       <w:r>
-        <w:t>https://github.com/qwerttt0745/-/tree/main/%D0%9B%D0%A04</w:t>
+        <w:rPr>
+          <w:lang w:val="ru-RU"/>
+        </w:rPr>
+        <w:t xml:space="preserve"> </w:t>
+      </w:r>
+      <w:r>
+        <w:rPr>
+          <w:lang w:val="ru-RU"/>
+        </w:rPr>
+        <w:t>https://github.com/qwerttt0745/Artificial_Intelligence_Systems_and_Methods/tree/main/%D0%9B%D0%A04</w:t>
       </w:r>
     </w:p>
     <w:sectPr>
